--- a/estilos/plantilla.docx
+++ b/estilos/plantilla.docx
@@ -1097,6 +1097,9 @@
     <w:basedOn w:val="Normal"/>
     <w:qFormat/>
     <w:pPr>
+      <w:tabs>
+        <w:tab w:val="right" w:leader="dot" w:pos="8787"/>
+      </w:tabs>
       <w:spacing w:before="0" w:after="120"/>
     </w:pPr>
   </w:style>
